--- a/a7/build/out/u3/A7 3.06  Independent Set.docx
+++ b/a7/build/out/u3/A7 3.06  Independent Set.docx
@@ -42,7 +42,7 @@
                 <w:color w:val="6B6B6B"/>
                 <w:sz w:val="17"/>
               </w:rPr>
-              <w:t>Grade 7 Accelerated  ·  Unit 3  ·  Lesson 6–7</w:t>
+              <w:t>Grade 7 Accelerated  ·  Unit 3  ·  Lessons 6–7</w:t>
             </w:r>
           </w:p>
           <w:p>
